--- a/technical_protection_of_information/практики/1/2026/Документы/20. Выписка из ЕГРЮЛ.docx
+++ b/technical_protection_of_information/практики/1/2026/Документы/20. Выписка из ЕГРЮЛ.docx
@@ -501,7 +501,7 @@
           <w:i w:val="0"/>
           <w:sz w:val="28"/>
         </w:rPr>
-        <w:t>Подпись должностного лица регистрирующего органа ____________  М.П.</w:t>
+        <w:t>Подпись должностного лица регистрирующего органа ____________ / О.Н. Гребенникова /  М.П.</w:t>
       </w:r>
     </w:p>
     <w:sectPr>
